--- a/astro-site/public/dl/plan-negocio-panaderia/plan-de-negocio-panaderia.docx
+++ b/astro-site/public/dl/plan-negocio-panaderia/plan-de-negocio-panaderia.docx
@@ -414,7 +414,7 @@
     </w:p>
     <w:p>
       <w:r>
-        <w:t>El crecimiento sostenido de las panaderías artesanales en España confirma la validación de mercado de este modelo de negocio. Según datos de la Federación de Industrias de la Alimentación y Bebidas, el segmento de panadería artesanal ha registrado tasas de crecimiento positivas durante los últimos cinco años,逆袭而上 en contraste con la tendencia decreciente del consumo global de pan. Este fenómeno responde a una mudança en las preferencias del consumidor español, que asocia cada vez más el pan artesano con atributos de calidad, tradición y alimentación saludable, especialmente tras la pandemia, que aceleró la valoración de productos locales y de proximidad.</w:t>
+        <w:t>El crecimiento sostenido de las panaderías artesanales en España confirma la validación de mercado de este modelo de negocio. Según datos de la Federación de Industrias de la Alimentación y Bebidas, el segmento de panadería artesanal ha registrado tasas de crecimiento positivas durante los últimos cinco años, creciendo en contraste con la tendencia decreciente del consumo global de pan. Este fenómeno responde a una mudança en las preferencias del consumidor español, que asocia cada vez más el pan artesano con atributos de calidad, tradición y alimentación saludable, especialmente tras la pandemia, que aceleró la valoración de productos locales y de proximidad.</w:t>
       </w:r>
     </w:p>
     <w:p>
@@ -476,7 +476,7 @@
     </w:p>
     <w:p>
       <w:r>
-        <w:t>Los factores críticos de éxito para el proyecto se derivan directamente del análisis competitivo y deben guiar todas las decisiones operativas. La calidad de la masa madre constituye el elemento diferenciador por excelencia: un fermento vivo bien mantenido produce un perfil organoléptico que ningún competidor industrial puede replicar. El horario de producción desde las cuatro de la madrugada garantiza producto fresco disponible a primera hora, condición indispensable para capturar la demanda de desayunos y restauración. La ubicación en barrio residencial con flujo de paso hacia zonas de restauración permite capturar tanto la venta directa de邻居 como los contratos de suministro a restaurantes que valoran pan de calidad. La combinación de estos tres factores, ejecutada con consistencia operativa, genera una propuesta de valor difícilmente replicable por nuevos entrantes y resistente a la competencia de supermercados y franquicias.</w:t>
+        <w:t>Los factores críticos de éxito para el proyecto se derivan directamente del análisis competitivo y deben guiar todas las decisiones operativas. La calidad de la masa madre constituye el elemento diferenciador por excelencia: un fermento vivo bien mantenido produce un perfil organoléptico que ningún competidor industrial puede replicar. El horario de producción desde las cuatro de la madrugada garantiza producto fresco disponible a primera hora, condición indispensable para capturar la demanda de desayunos y restauración. La ubicación en barrio residencial con flujo de paso hacia zonas de restauración permite capturar tanto la venta directa a vecinos como los contratos de suministro a restaurantes que valoran pan de calidad. La combinación de estos tres factores, ejecutada con consistencia operativa, genera una propuesta de valor difícilmente replicable por nuevos entrantes y resistente a la competencia de supermercados y franquicias.</w:t>
       </w:r>
     </w:p>
     <w:p>
@@ -654,7 +654,7 @@
     </w:p>
     <w:p>
       <w:r>
-        <w:t>La inversión en оборудование se completa con el mobiliario de tienda, sistemas de caja y cobro, y la adecuación de la fachada e imagen corporativa, conceptos que añaden entre 15.000 y 20.000 euros al presupuesto inicial. A esta inversión productiva hay que añadir la capital de trabajo necesaria para los primeros meses de actividad, incluyendo existencias iniciales de materias primas, fondo de maniobra para cubrir el desfase entre pagos y cobros, y una reserva de tesorería equivalente a tres meses de gastos operativos. El capital de trabajo orientativo se sitúa en 25.000-30.000 euros, lo que permite alcanzar la inversión total de 105.000 euros planteada como escenario base.</w:t>
+        <w:t>La inversión en equipamiento se completa con el mobiliario de tienda, sistemas de caja y cobro, y la adecuación de la fachada e imagen corporativa, conceptos que añaden entre 15.000 y 20.000 euros al presupuesto inicial. A esta inversión productiva hay que añadir la capital de trabajo necesaria para los primeros meses de actividad, incluyendo existencias iniciales de materias primas, fondo de maniobra para cubrir el desfase entre pagos y cobros, y una reserva de tesorería equivalente a tres meses de gastos operativos. El capital de trabajo orientativo se sitúa en 25.000-30.000 euros, lo que permite alcanzar la inversión total de 105.000 euros planteada como escenario base.</w:t>
       </w:r>
     </w:p>
     <w:p>
@@ -706,7 +706,7 @@
     </w:p>
     <w:p>
       <w:r>
-        <w:t>La apertura de un obrador de pan artesanal con venta al público requiere la obtención de la licencia de actividad clasificada, tramitación obligatoria ante el Ayuntamiento correspondiente dado que la actividad incluye producción panadera con horno y venta de productos alimentarios. Este tipo de licencia implica la presentación de un proyecto técnico firmado por técnico competente que incluya memoria descriptiva, planos de distribución, sistemas de ventilación y extracción, cumplimiento de normativa urbanística y消防安全, así como el certificado de compatibilidad urbanística del local. El plazo de resolución varía entre dos y seis meses según el municipio, por lo que resulta imprescindible iniciar los trámites con suficiente antelación al inicio de la actividad, considerando además el período de obras de adaptación del local que puede extenderse otros tres o cuatro meses.</w:t>
+        <w:t>La apertura de un obrador de pan artesanal con venta al público requiere la obtención de la licencia de actividad clasificada, tramitación obligatoria ante el Ayuntamiento correspondiente dado que la actividad incluye producción panadera con horno y venta de productos alimentarios. Este tipo de licencia implica la presentación de un proyecto técnico firmado por técnico competente que incluya memoria descriptiva, planos de distribución, sistemas de ventilación y extracción, cumplimiento de normativa urbanística y seguridad contra incendios, así como el certificado de compatibilidad urbanística del local. El plazo de resolución varía entre dos y seis meses según el municipio, por lo que resulta imprescindible iniciar los trámites con suficiente antelación al inicio de la actividad, considerando además el período de obras de adaptación del local que puede extenderse otros tres o cuatro meses.</w:t>
       </w:r>
     </w:p>
     <w:p>
